--- a/reports/Soroka/Lab5/rep/отчет.docx
+++ b/reports/Soroka/Lab5/rep/отчет.docx
@@ -600,6 +600,13 @@
           <w:lang w:val="en-US"/>
         </w:rPr>
         <w:t xml:space="preserve">5</w:t>
+      </w:r>
+      <w:r>
+        <w:rPr>
+          <w:rStyle w:val="894"/>
+          <w:sz w:val="36"/>
+          <w:szCs w:val="36"/>
+        </w:rPr>
       </w:r>
       <w:r>
         <w:rPr>
@@ -1453,6 +1460,25 @@
       </w:r>
       <w:r>
         <w:rPr>
+          <w:rFonts w:ascii="Times New Roman" w:hAnsi="Times New Roman" w:cs="Times New Roman"/>
+          <w:b/>
+          <w:bCs/>
+        </w:rPr>
+      </w:r>
+      <w:r>
+        <w:rPr>
+          <w:rFonts w:ascii="Times New Roman" w:hAnsi="Times New Roman" w:cs="Times New Roman"/>
+          <w:b/>
+          <w:bCs/>
+        </w:rPr>
+      </w:r>
+    </w:p>
+    <w:p>
+      <w:pPr>
+        <w:pBdr/>
+        <w:spacing w:after="0"/>
+        <w:ind/>
+        <w:rPr>
           <w:rFonts w:hint="default" w:ascii="Times New Roman" w:hAnsi="Times New Roman" w:eastAsia="Times New Roman" w:cs="Times New Roman"/>
           <w:b/>
           <w:bCs/>
@@ -1460,20 +1486,8 @@
           <w:szCs w:val="26"/>
           <w:highlight w:val="none"/>
         </w:rPr>
-      </w:r>
-      <w:r>
-        <w:rPr>
-          <w:rFonts w:ascii="Times New Roman" w:hAnsi="Times New Roman" w:cs="Times New Roman"/>
-          <w:b/>
-          <w:bCs/>
-        </w:rPr>
-      </w:r>
-    </w:p>
-    <w:p>
-      <w:pPr>
-        <w:pBdr/>
-        <w:spacing w:after="0"/>
-        <w:ind/>
+      </w:pPr>
+      <w:r>
         <w:rPr>
           <w:rFonts w:hint="default" w:ascii="Times New Roman" w:hAnsi="Times New Roman" w:eastAsia="Times New Roman" w:cs="Times New Roman"/>
           <w:b/>
@@ -1482,7 +1496,8 @@
           <w:szCs w:val="26"/>
           <w:highlight w:val="none"/>
         </w:rPr>
-      </w:pPr>
+        <w:t xml:space="preserve">Задание:</w:t>
+      </w:r>
       <w:r>
         <w:rPr>
           <w:rFonts w:hint="default" w:ascii="Times New Roman" w:hAnsi="Times New Roman" w:eastAsia="Times New Roman" w:cs="Times New Roman"/>
@@ -1492,7 +1507,6 @@
           <w:szCs w:val="26"/>
           <w:highlight w:val="none"/>
         </w:rPr>
-        <w:t xml:space="preserve">Задание:</w:t>
       </w:r>
       <w:r>
         <w:rPr>
@@ -1504,6 +1518,14 @@
           <w:highlight w:val="none"/>
         </w:rPr>
       </w:r>
+    </w:p>
+    <w:p>
+      <w:pPr>
+        <w:pBdr/>
+        <w:spacing w:after="0"/>
+        <w:ind/>
+        <w:rPr/>
+      </w:pPr>
       <w:r>
         <w:rPr>
           <w:rFonts w:hint="default" w:ascii="Times New Roman" w:hAnsi="Times New Roman" w:eastAsia="Times New Roman" w:cs="Times New Roman"/>
@@ -1513,7 +1535,9 @@
           <w:szCs w:val="26"/>
           <w:highlight w:val="none"/>
         </w:rPr>
-      </w:r>
+        <w:t xml:space="preserve">1. Реализовать базу данных из не менее 5 таблиц на заданную тематику.</w:t>
+      </w:r>
+      <w:r/>
     </w:p>
     <w:p>
       <w:pPr>
@@ -1531,7 +1555,7 @@
           <w:szCs w:val="26"/>
           <w:highlight w:val="none"/>
         </w:rPr>
-        <w:t xml:space="preserve">1. Реализовать базу данных из не менее 5 таблиц на заданную тематику.</w:t>
+        <w:t xml:space="preserve">При реализации продумать типизацию полей и внешние ключи в</w:t>
       </w:r>
       <w:r/>
     </w:p>
@@ -1551,7 +1575,7 @@
           <w:szCs w:val="26"/>
           <w:highlight w:val="none"/>
         </w:rPr>
-        <w:t xml:space="preserve">При реализации продумать типизацию полей и внешние ключи в</w:t>
+        <w:t xml:space="preserve">таблицах;</w:t>
       </w:r>
       <w:r/>
     </w:p>
@@ -1571,7 +1595,7 @@
           <w:szCs w:val="26"/>
           <w:highlight w:val="none"/>
         </w:rPr>
-        <w:t xml:space="preserve">таблицах;</w:t>
+        <w:t xml:space="preserve">2. Визуализировать разработанную БД с помощью схемы, на которой</w:t>
       </w:r>
       <w:r/>
     </w:p>
@@ -1591,7 +1615,7 @@
           <w:szCs w:val="26"/>
           <w:highlight w:val="none"/>
         </w:rPr>
-        <w:t xml:space="preserve">2. Визуализировать разработанную БД с помощью схемы, на которой</w:t>
+        <w:t xml:space="preserve">отображены все таблицы и связи между ними (пример, схема на рис. 1);</w:t>
       </w:r>
       <w:r/>
     </w:p>
@@ -1611,7 +1635,7 @@
           <w:szCs w:val="26"/>
           <w:highlight w:val="none"/>
         </w:rPr>
-        <w:t xml:space="preserve">отображены все таблицы и связи между ними (пример, схема на рис. 1);</w:t>
+        <w:t xml:space="preserve">3. На языке Python с использованием SQLAlchemy реализовать</w:t>
       </w:r>
       <w:r/>
     </w:p>
@@ -1631,7 +1655,7 @@
           <w:szCs w:val="26"/>
           <w:highlight w:val="none"/>
         </w:rPr>
-        <w:t xml:space="preserve">3. На языке Python с использованием SQLAlchemy реализовать</w:t>
+        <w:t xml:space="preserve">подключение к БД;</w:t>
       </w:r>
       <w:r/>
     </w:p>
@@ -1651,7 +1675,7 @@
           <w:szCs w:val="26"/>
           <w:highlight w:val="none"/>
         </w:rPr>
-        <w:t xml:space="preserve">подключение к БД;</w:t>
+        <w:t xml:space="preserve">4. Реализовать основные операции с данными (выборку, добавление,</w:t>
       </w:r>
       <w:r/>
     </w:p>
@@ -1671,7 +1695,7 @@
           <w:szCs w:val="26"/>
           <w:highlight w:val="none"/>
         </w:rPr>
-        <w:t xml:space="preserve">4. Реализовать основные операции с данными (выборку, добавление,</w:t>
+        <w:t xml:space="preserve">удаление, модификацию);</w:t>
       </w:r>
       <w:r/>
     </w:p>
@@ -1691,7 +1715,7 @@
           <w:szCs w:val="26"/>
           <w:highlight w:val="none"/>
         </w:rPr>
-        <w:t xml:space="preserve">удаление, модификацию);</w:t>
+        <w:t xml:space="preserve">5. Для каждой реализованной операции с использованием FastAPI</w:t>
       </w:r>
       <w:r/>
     </w:p>
@@ -1700,9 +1724,6 @@
         <w:pBdr/>
         <w:spacing w:after="0"/>
         <w:ind/>
-        <w:rPr/>
-      </w:pPr>
-      <w:r>
         <w:rPr>
           <w:rFonts w:hint="default" w:ascii="Times New Roman" w:hAnsi="Times New Roman" w:eastAsia="Times New Roman" w:cs="Times New Roman"/>
           <w:b/>
@@ -1711,15 +1732,8 @@
           <w:szCs w:val="26"/>
           <w:highlight w:val="none"/>
         </w:rPr>
-        <w:t xml:space="preserve">5. Для каждой реализованной операции с использованием FastAPI</w:t>
-      </w:r>
-      <w:r/>
-    </w:p>
-    <w:p>
-      <w:pPr>
-        <w:pBdr/>
-        <w:spacing w:after="0"/>
-        <w:ind/>
+      </w:pPr>
+      <w:r>
         <w:rPr>
           <w:rFonts w:hint="default" w:ascii="Times New Roman" w:hAnsi="Times New Roman" w:eastAsia="Times New Roman" w:cs="Times New Roman"/>
           <w:b/>
@@ -1728,7 +1742,8 @@
           <w:szCs w:val="26"/>
           <w:highlight w:val="none"/>
         </w:rPr>
-      </w:pPr>
+        <w:t xml:space="preserve">реализовать отдельный эндпойнт;</w:t>
+      </w:r>
       <w:r>
         <w:rPr>
           <w:rFonts w:hint="default" w:ascii="Times New Roman" w:hAnsi="Times New Roman" w:eastAsia="Times New Roman" w:cs="Times New Roman"/>
@@ -1738,9 +1753,7 @@
           <w:szCs w:val="26"/>
           <w:highlight w:val="none"/>
         </w:rPr>
-        <w:t xml:space="preserve">реализовать отдельный эндпойнт;</w:t>
-      </w:r>
-      <w:r/>
+      </w:r>
       <w:r>
         <w:rPr>
           <w:rFonts w:hint="default" w:ascii="Times New Roman" w:hAnsi="Times New Roman" w:eastAsia="Times New Roman" w:cs="Times New Roman"/>
@@ -1751,26 +1764,6 @@
           <w:highlight w:val="none"/>
         </w:rPr>
       </w:r>
-      <w:r>
-        <w:rPr>
-          <w:rFonts w:hint="default" w:ascii="Times New Roman" w:hAnsi="Times New Roman" w:eastAsia="Times New Roman" w:cs="Times New Roman"/>
-          <w:b/>
-          <w:bCs/>
-          <w:sz w:val="26"/>
-          <w:szCs w:val="26"/>
-          <w:highlight w:val="none"/>
-        </w:rPr>
-      </w:r>
-      <w:r>
-        <w:rPr>
-          <w:rFonts w:hint="default" w:ascii="Times New Roman" w:hAnsi="Times New Roman" w:eastAsia="Times New Roman" w:cs="Times New Roman"/>
-          <w:b/>
-          <w:bCs/>
-          <w:sz w:val="26"/>
-          <w:szCs w:val="26"/>
-          <w:highlight w:val="none"/>
-        </w:rPr>
-      </w:r>
     </w:p>
     <w:p>
       <w:pPr>
@@ -1827,34 +1820,12 @@
       </w:r>
       <w:r>
         <w:rPr>
-          <w:b/>
-          <w:bCs/>
-        </w:rPr>
-      </w:r>
-      <w:r>
-        <w:rPr>
           <w:rFonts w:hint="default" w:ascii="Times New Roman" w:hAnsi="Times New Roman" w:cs="Times New Roman"/>
           <w:b/>
           <w:bCs/>
           <w:highlight w:val="none"/>
         </w:rPr>
-      </w:r>
-      <w:r>
-        <w:rPr>
-          <w:rFonts w:hint="default" w:ascii="Times New Roman" w:hAnsi="Times New Roman" w:cs="Times New Roman"/>
-          <w:b/>
-          <w:bCs/>
-          <w:highlight w:val="none"/>
-        </w:rPr>
         <w:t xml:space="preserve"> База данных Бухгалтерия</w:t>
-      </w:r>
-      <w:r>
-        <w:rPr>
-          <w:rFonts w:hint="default" w:ascii="Times New Roman" w:hAnsi="Times New Roman" w:cs="Times New Roman"/>
-          <w:b/>
-          <w:bCs/>
-          <w:highlight w:val="none"/>
-        </w:rPr>
       </w:r>
       <w:r>
         <w:rPr>
@@ -1905,7 +1876,16 @@
         </w:rPr>
         <w:t xml:space="preserve">Код программы:</w:t>
       </w:r>
-      <w:r/>
+      <w:r>
+        <w:rPr>
+          <w:b/>
+          <w:bCs/>
+          <w:sz w:val="26"/>
+          <w:szCs w:val="26"/>
+          <w:highlight w:val="none"/>
+          <w14:ligatures w14:val="none"/>
+        </w:rPr>
+      </w:r>
     </w:p>
     <w:p>
       <w:pPr>
@@ -1943,6 +1923,7 @@
           <w14:ligatures w14:val="none"/>
         </w:rPr>
       </w:r>
+      <w:r/>
     </w:p>
     <w:p>
       <w:pPr>
@@ -1980,6 +1961,7 @@
           <w14:ligatures w14:val="none"/>
         </w:rPr>
       </w:r>
+      <w:r/>
     </w:p>
     <w:p>
       <w:pPr>
@@ -2017,6 +1999,7 @@
           <w14:ligatures w14:val="none"/>
         </w:rPr>
       </w:r>
+      <w:r/>
     </w:p>
     <w:p>
       <w:pPr>
@@ -2054,6 +2037,7 @@
           <w14:ligatures w14:val="none"/>
         </w:rPr>
       </w:r>
+      <w:r/>
     </w:p>
     <w:p>
       <w:pPr>
@@ -2091,6 +2075,7 @@
           <w14:ligatures w14:val="none"/>
         </w:rPr>
       </w:r>
+      <w:r/>
     </w:p>
     <w:p>
       <w:pPr>
@@ -2128,6 +2113,7 @@
           <w14:ligatures w14:val="none"/>
         </w:rPr>
       </w:r>
+      <w:r/>
     </w:p>
     <w:p>
       <w:pPr>
@@ -2165,6 +2151,7 @@
           <w14:ligatures w14:val="none"/>
         </w:rPr>
       </w:r>
+      <w:r/>
     </w:p>
     <w:p>
       <w:pPr>
@@ -2202,6 +2189,7 @@
           <w14:ligatures w14:val="none"/>
         </w:rPr>
       </w:r>
+      <w:r/>
     </w:p>
     <w:p>
       <w:pPr>
@@ -2238,6 +2226,7 @@
           <w14:ligatures w14:val="none"/>
         </w:rPr>
       </w:r>
+      <w:r/>
     </w:p>
     <w:p>
       <w:pPr>
@@ -2274,6 +2263,7 @@
           <w14:ligatures w14:val="none"/>
         </w:rPr>
       </w:r>
+      <w:r/>
     </w:p>
     <w:p>
       <w:pPr>
@@ -2311,6 +2301,7 @@
           <w14:ligatures w14:val="none"/>
         </w:rPr>
       </w:r>
+      <w:r/>
     </w:p>
     <w:p>
       <w:pPr>
@@ -2348,6 +2339,7 @@
           <w14:ligatures w14:val="none"/>
         </w:rPr>
       </w:r>
+      <w:r/>
     </w:p>
     <w:p>
       <w:pPr>
@@ -2385,6 +2377,7 @@
           <w14:ligatures w14:val="none"/>
         </w:rPr>
       </w:r>
+      <w:r/>
     </w:p>
     <w:p>
       <w:pPr>
@@ -2422,6 +2415,7 @@
           <w14:ligatures w14:val="none"/>
         </w:rPr>
       </w:r>
+      <w:r/>
     </w:p>
     <w:p>
       <w:pPr>
@@ -2458,6 +2452,7 @@
           <w14:ligatures w14:val="none"/>
         </w:rPr>
       </w:r>
+      <w:r/>
     </w:p>
     <w:p>
       <w:pPr>
@@ -2495,6 +2490,7 @@
           <w14:ligatures w14:val="none"/>
         </w:rPr>
       </w:r>
+      <w:r/>
     </w:p>
     <w:p>
       <w:pPr>
@@ -2532,6 +2528,7 @@
           <w14:ligatures w14:val="none"/>
         </w:rPr>
       </w:r>
+      <w:r/>
     </w:p>
     <w:p>
       <w:pPr>
@@ -2569,6 +2566,7 @@
           <w14:ligatures w14:val="none"/>
         </w:rPr>
       </w:r>
+      <w:r/>
     </w:p>
     <w:p>
       <w:pPr>
@@ -2606,6 +2604,7 @@
           <w14:ligatures w14:val="none"/>
         </w:rPr>
       </w:r>
+      <w:r/>
     </w:p>
     <w:p>
       <w:pPr>
@@ -2643,6 +2642,7 @@
           <w14:ligatures w14:val="none"/>
         </w:rPr>
       </w:r>
+      <w:r/>
     </w:p>
     <w:p>
       <w:pPr>
@@ -2679,6 +2679,7 @@
           <w14:ligatures w14:val="none"/>
         </w:rPr>
       </w:r>
+      <w:r/>
     </w:p>
     <w:p>
       <w:pPr>
@@ -2716,6 +2717,7 @@
           <w14:ligatures w14:val="none"/>
         </w:rPr>
       </w:r>
+      <w:r/>
     </w:p>
     <w:p>
       <w:pPr>
@@ -2753,6 +2755,7 @@
           <w14:ligatures w14:val="none"/>
         </w:rPr>
       </w:r>
+      <w:r/>
     </w:p>
     <w:p>
       <w:pPr>
@@ -2790,6 +2793,7 @@
           <w14:ligatures w14:val="none"/>
         </w:rPr>
       </w:r>
+      <w:r/>
     </w:p>
     <w:p>
       <w:pPr>
@@ -2827,6 +2831,7 @@
           <w14:ligatures w14:val="none"/>
         </w:rPr>
       </w:r>
+      <w:r/>
     </w:p>
     <w:p>
       <w:pPr>
@@ -2864,6 +2869,7 @@
           <w14:ligatures w14:val="none"/>
         </w:rPr>
       </w:r>
+      <w:r/>
     </w:p>
     <w:p>
       <w:pPr>
@@ -2901,6 +2907,7 @@
           <w14:ligatures w14:val="none"/>
         </w:rPr>
       </w:r>
+      <w:r/>
     </w:p>
     <w:p>
       <w:pPr>
@@ -2938,6 +2945,7 @@
           <w14:ligatures w14:val="none"/>
         </w:rPr>
       </w:r>
+      <w:r/>
     </w:p>
     <w:p>
       <w:pPr>
@@ -2975,6 +2983,7 @@
           <w14:ligatures w14:val="none"/>
         </w:rPr>
       </w:r>
+      <w:r/>
     </w:p>
     <w:p>
       <w:pPr>
@@ -3012,6 +3021,7 @@
           <w14:ligatures w14:val="none"/>
         </w:rPr>
       </w:r>
+      <w:r/>
     </w:p>
     <w:p>
       <w:pPr>
@@ -3048,6 +3058,7 @@
           <w14:ligatures w14:val="none"/>
         </w:rPr>
       </w:r>
+      <w:r/>
     </w:p>
     <w:p>
       <w:pPr>
@@ -3085,6 +3096,7 @@
           <w14:ligatures w14:val="none"/>
         </w:rPr>
       </w:r>
+      <w:r/>
     </w:p>
     <w:p>
       <w:pPr>
@@ -3122,6 +3134,7 @@
           <w14:ligatures w14:val="none"/>
         </w:rPr>
       </w:r>
+      <w:r/>
     </w:p>
     <w:p>
       <w:pPr>
@@ -3159,6 +3172,7 @@
           <w14:ligatures w14:val="none"/>
         </w:rPr>
       </w:r>
+      <w:r/>
     </w:p>
     <w:p>
       <w:pPr>
@@ -3196,6 +3210,7 @@
           <w14:ligatures w14:val="none"/>
         </w:rPr>
       </w:r>
+      <w:r/>
     </w:p>
     <w:p>
       <w:pPr>
@@ -3233,6 +3248,7 @@
           <w14:ligatures w14:val="none"/>
         </w:rPr>
       </w:r>
+      <w:r/>
     </w:p>
     <w:p>
       <w:pPr>
@@ -3269,6 +3285,7 @@
           <w14:ligatures w14:val="none"/>
         </w:rPr>
       </w:r>
+      <w:r/>
     </w:p>
     <w:p>
       <w:pPr>
@@ -3306,6 +3323,7 @@
           <w14:ligatures w14:val="none"/>
         </w:rPr>
       </w:r>
+      <w:r/>
     </w:p>
     <w:p>
       <w:pPr>
@@ -3343,6 +3361,7 @@
           <w14:ligatures w14:val="none"/>
         </w:rPr>
       </w:r>
+      <w:r/>
     </w:p>
     <w:p>
       <w:pPr>
@@ -3380,6 +3399,7 @@
           <w14:ligatures w14:val="none"/>
         </w:rPr>
       </w:r>
+      <w:r/>
     </w:p>
     <w:p>
       <w:pPr>
@@ -3417,6 +3437,7 @@
           <w14:ligatures w14:val="none"/>
         </w:rPr>
       </w:r>
+      <w:r/>
     </w:p>
     <w:p>
       <w:pPr>
@@ -3453,6 +3474,7 @@
           <w14:ligatures w14:val="none"/>
         </w:rPr>
       </w:r>
+      <w:r/>
     </w:p>
     <w:p>
       <w:pPr>
@@ -3490,6 +3512,7 @@
           <w14:ligatures w14:val="none"/>
         </w:rPr>
       </w:r>
+      <w:r/>
     </w:p>
     <w:p>
       <w:pPr>
@@ -3527,6 +3550,7 @@
           <w14:ligatures w14:val="none"/>
         </w:rPr>
       </w:r>
+      <w:r/>
     </w:p>
     <w:p>
       <w:pPr>
@@ -3564,6 +3588,7 @@
           <w14:ligatures w14:val="none"/>
         </w:rPr>
       </w:r>
+      <w:r/>
     </w:p>
     <w:p>
       <w:pPr>
@@ -3601,6 +3626,7 @@
           <w14:ligatures w14:val="none"/>
         </w:rPr>
       </w:r>
+      <w:r/>
     </w:p>
     <w:p>
       <w:pPr>
@@ -3638,6 +3664,7 @@
           <w14:ligatures w14:val="none"/>
         </w:rPr>
       </w:r>
+      <w:r/>
     </w:p>
     <w:p>
       <w:pPr>
@@ -3675,6 +3702,7 @@
           <w14:ligatures w14:val="none"/>
         </w:rPr>
       </w:r>
+      <w:r/>
     </w:p>
     <w:p>
       <w:pPr>
@@ -3712,6 +3740,7 @@
           <w14:ligatures w14:val="none"/>
         </w:rPr>
       </w:r>
+      <w:r/>
     </w:p>
     <w:p>
       <w:pPr>
@@ -3749,6 +3778,7 @@
           <w14:ligatures w14:val="none"/>
         </w:rPr>
       </w:r>
+      <w:r/>
     </w:p>
     <w:p>
       <w:pPr>
@@ -3786,6 +3816,7 @@
           <w14:ligatures w14:val="none"/>
         </w:rPr>
       </w:r>
+      <w:r/>
     </w:p>
     <w:p>
       <w:pPr>
@@ -3823,6 +3854,7 @@
           <w14:ligatures w14:val="none"/>
         </w:rPr>
       </w:r>
+      <w:r/>
     </w:p>
     <w:p>
       <w:pPr>
@@ -3859,6 +3891,7 @@
           <w14:ligatures w14:val="none"/>
         </w:rPr>
       </w:r>
+      <w:r/>
     </w:p>
     <w:p>
       <w:pPr>
@@ -3896,6 +3929,7 @@
           <w14:ligatures w14:val="none"/>
         </w:rPr>
       </w:r>
+      <w:r/>
     </w:p>
     <w:p>
       <w:pPr>
@@ -3932,6 +3966,7 @@
           <w14:ligatures w14:val="none"/>
         </w:rPr>
       </w:r>
+      <w:r/>
     </w:p>
     <w:p>
       <w:pPr>
@@ -3968,6 +4003,7 @@
           <w14:ligatures w14:val="none"/>
         </w:rPr>
       </w:r>
+      <w:r/>
     </w:p>
     <w:p>
       <w:pPr>
@@ -4004,6 +4040,7 @@
           <w14:ligatures w14:val="none"/>
         </w:rPr>
       </w:r>
+      <w:r/>
     </w:p>
     <w:p>
       <w:pPr>
@@ -4041,6 +4078,7 @@
           <w14:ligatures w14:val="none"/>
         </w:rPr>
       </w:r>
+      <w:r/>
     </w:p>
     <w:p>
       <w:pPr>
@@ -4078,6 +4116,7 @@
           <w14:ligatures w14:val="none"/>
         </w:rPr>
       </w:r>
+      <w:r/>
     </w:p>
     <w:p>
       <w:pPr>
@@ -4115,6 +4154,7 @@
           <w14:ligatures w14:val="none"/>
         </w:rPr>
       </w:r>
+      <w:r/>
     </w:p>
     <w:p>
       <w:pPr>
@@ -4152,6 +4192,7 @@
           <w14:ligatures w14:val="none"/>
         </w:rPr>
       </w:r>
+      <w:r/>
     </w:p>
     <w:p>
       <w:pPr>
@@ -4189,6 +4230,7 @@
           <w14:ligatures w14:val="none"/>
         </w:rPr>
       </w:r>
+      <w:r/>
     </w:p>
     <w:p>
       <w:pPr>
@@ -4225,6 +4267,7 @@
           <w14:ligatures w14:val="none"/>
         </w:rPr>
       </w:r>
+      <w:r/>
     </w:p>
     <w:p>
       <w:pPr>
@@ -4262,6 +4305,7 @@
           <w14:ligatures w14:val="none"/>
         </w:rPr>
       </w:r>
+      <w:r/>
     </w:p>
     <w:p>
       <w:pPr>
@@ -4299,6 +4343,7 @@
           <w14:ligatures w14:val="none"/>
         </w:rPr>
       </w:r>
+      <w:r/>
     </w:p>
     <w:p>
       <w:pPr>
@@ -4335,6 +4380,7 @@
           <w14:ligatures w14:val="none"/>
         </w:rPr>
       </w:r>
+      <w:r/>
     </w:p>
     <w:p>
       <w:pPr>
@@ -4372,6 +4418,7 @@
           <w14:ligatures w14:val="none"/>
         </w:rPr>
       </w:r>
+      <w:r/>
     </w:p>
     <w:p>
       <w:pPr>
@@ -4409,6 +4456,7 @@
           <w14:ligatures w14:val="none"/>
         </w:rPr>
       </w:r>
+      <w:r/>
     </w:p>
     <w:p>
       <w:pPr>
@@ -4445,6 +4493,7 @@
           <w14:ligatures w14:val="none"/>
         </w:rPr>
       </w:r>
+      <w:r/>
     </w:p>
     <w:p>
       <w:pPr>
@@ -4481,6 +4530,7 @@
           <w14:ligatures w14:val="none"/>
         </w:rPr>
       </w:r>
+      <w:r/>
     </w:p>
     <w:p>
       <w:pPr>
@@ -4517,6 +4567,7 @@
           <w14:ligatures w14:val="none"/>
         </w:rPr>
       </w:r>
+      <w:r/>
     </w:p>
     <w:p>
       <w:pPr>
@@ -4553,6 +4604,7 @@
           <w14:ligatures w14:val="none"/>
         </w:rPr>
       </w:r>
+      <w:r/>
     </w:p>
     <w:p>
       <w:pPr>
@@ -4590,6 +4642,7 @@
           <w14:ligatures w14:val="none"/>
         </w:rPr>
       </w:r>
+      <w:r/>
     </w:p>
     <w:p>
       <w:pPr>
@@ -4626,6 +4679,7 @@
           <w14:ligatures w14:val="none"/>
         </w:rPr>
       </w:r>
+      <w:r/>
     </w:p>
     <w:p>
       <w:pPr>
@@ -4663,6 +4717,7 @@
           <w14:ligatures w14:val="none"/>
         </w:rPr>
       </w:r>
+      <w:r/>
     </w:p>
     <w:p>
       <w:pPr>
@@ -4700,6 +4755,7 @@
           <w14:ligatures w14:val="none"/>
         </w:rPr>
       </w:r>
+      <w:r/>
     </w:p>
     <w:p>
       <w:pPr>
@@ -4737,6 +4793,7 @@
           <w14:ligatures w14:val="none"/>
         </w:rPr>
       </w:r>
+      <w:r/>
     </w:p>
     <w:p>
       <w:pPr>
@@ -4774,6 +4831,7 @@
           <w14:ligatures w14:val="none"/>
         </w:rPr>
       </w:r>
+      <w:r/>
     </w:p>
     <w:p>
       <w:pPr>
@@ -4811,6 +4869,7 @@
           <w14:ligatures w14:val="none"/>
         </w:rPr>
       </w:r>
+      <w:r/>
     </w:p>
     <w:p>
       <w:pPr>
@@ -4848,6 +4907,7 @@
           <w14:ligatures w14:val="none"/>
         </w:rPr>
       </w:r>
+      <w:r/>
     </w:p>
     <w:p>
       <w:pPr>
@@ -4884,6 +4944,7 @@
           <w14:ligatures w14:val="none"/>
         </w:rPr>
       </w:r>
+      <w:r/>
     </w:p>
     <w:p>
       <w:pPr>
@@ -4921,6 +4982,7 @@
           <w14:ligatures w14:val="none"/>
         </w:rPr>
       </w:r>
+      <w:r/>
     </w:p>
     <w:p>
       <w:pPr>
@@ -4958,6 +5020,7 @@
           <w14:ligatures w14:val="none"/>
         </w:rPr>
       </w:r>
+      <w:r/>
     </w:p>
     <w:p>
       <w:pPr>
@@ -4995,6 +5058,7 @@
           <w14:ligatures w14:val="none"/>
         </w:rPr>
       </w:r>
+      <w:r/>
     </w:p>
     <w:p>
       <w:pPr>
@@ -5031,6 +5095,7 @@
           <w14:ligatures w14:val="none"/>
         </w:rPr>
       </w:r>
+      <w:r/>
     </w:p>
     <w:p>
       <w:pPr>
@@ -5068,6 +5133,7 @@
           <w14:ligatures w14:val="none"/>
         </w:rPr>
       </w:r>
+      <w:r/>
     </w:p>
     <w:p>
       <w:pPr>
@@ -5105,6 +5171,7 @@
           <w14:ligatures w14:val="none"/>
         </w:rPr>
       </w:r>
+      <w:r/>
     </w:p>
     <w:p>
       <w:pPr>
@@ -5142,6 +5209,7 @@
           <w14:ligatures w14:val="none"/>
         </w:rPr>
       </w:r>
+      <w:r/>
     </w:p>
     <w:p>
       <w:pPr>
@@ -5179,6 +5247,7 @@
           <w14:ligatures w14:val="none"/>
         </w:rPr>
       </w:r>
+      <w:r/>
     </w:p>
     <w:p>
       <w:pPr>
@@ -5216,6 +5285,7 @@
           <w14:ligatures w14:val="none"/>
         </w:rPr>
       </w:r>
+      <w:r/>
     </w:p>
     <w:p>
       <w:pPr>
@@ -5253,6 +5323,7 @@
           <w14:ligatures w14:val="none"/>
         </w:rPr>
       </w:r>
+      <w:r/>
     </w:p>
     <w:p>
       <w:pPr>
@@ -5290,6 +5361,7 @@
           <w14:ligatures w14:val="none"/>
         </w:rPr>
       </w:r>
+      <w:r/>
     </w:p>
     <w:p>
       <w:pPr>
@@ -5326,6 +5398,7 @@
           <w14:ligatures w14:val="none"/>
         </w:rPr>
       </w:r>
+      <w:r/>
     </w:p>
     <w:p>
       <w:pPr>
@@ -5363,6 +5436,7 @@
           <w14:ligatures w14:val="none"/>
         </w:rPr>
       </w:r>
+      <w:r/>
     </w:p>
     <w:p>
       <w:pPr>
@@ -5400,6 +5474,7 @@
           <w14:ligatures w14:val="none"/>
         </w:rPr>
       </w:r>
+      <w:r/>
     </w:p>
     <w:p>
       <w:pPr>
@@ -5437,6 +5512,7 @@
           <w14:ligatures w14:val="none"/>
         </w:rPr>
       </w:r>
+      <w:r/>
     </w:p>
     <w:p>
       <w:pPr>
@@ -5474,6 +5550,7 @@
           <w14:ligatures w14:val="none"/>
         </w:rPr>
       </w:r>
+      <w:r/>
     </w:p>
     <w:p>
       <w:pPr>
@@ -5511,6 +5588,7 @@
           <w14:ligatures w14:val="none"/>
         </w:rPr>
       </w:r>
+      <w:r/>
     </w:p>
     <w:p>
       <w:pPr>
@@ -5548,6 +5626,7 @@
           <w14:ligatures w14:val="none"/>
         </w:rPr>
       </w:r>
+      <w:r/>
     </w:p>
     <w:p>
       <w:pPr>
@@ -5585,6 +5664,7 @@
           <w14:ligatures w14:val="none"/>
         </w:rPr>
       </w:r>
+      <w:r/>
     </w:p>
     <w:p>
       <w:pPr>
@@ -5622,6 +5702,7 @@
           <w14:ligatures w14:val="none"/>
         </w:rPr>
       </w:r>
+      <w:r/>
     </w:p>
     <w:p>
       <w:pPr>
@@ -5659,6 +5740,7 @@
           <w14:ligatures w14:val="none"/>
         </w:rPr>
       </w:r>
+      <w:r/>
     </w:p>
     <w:p>
       <w:pPr>
@@ -5695,6 +5777,7 @@
           <w14:ligatures w14:val="none"/>
         </w:rPr>
       </w:r>
+      <w:r/>
     </w:p>
     <w:p>
       <w:pPr>
@@ -5732,6 +5815,7 @@
           <w14:ligatures w14:val="none"/>
         </w:rPr>
       </w:r>
+      <w:r/>
     </w:p>
     <w:p>
       <w:pPr>
@@ -5769,6 +5853,7 @@
           <w14:ligatures w14:val="none"/>
         </w:rPr>
       </w:r>
+      <w:r/>
     </w:p>
     <w:p>
       <w:pPr>
@@ -5806,6 +5891,7 @@
           <w14:ligatures w14:val="none"/>
         </w:rPr>
       </w:r>
+      <w:r/>
     </w:p>
     <w:p>
       <w:pPr>
@@ -5843,6 +5929,7 @@
           <w14:ligatures w14:val="none"/>
         </w:rPr>
       </w:r>
+      <w:r/>
     </w:p>
     <w:p>
       <w:pPr>
@@ -5880,6 +5967,7 @@
           <w14:ligatures w14:val="none"/>
         </w:rPr>
       </w:r>
+      <w:r/>
     </w:p>
     <w:p>
       <w:pPr>
@@ -5917,6 +6005,7 @@
           <w14:ligatures w14:val="none"/>
         </w:rPr>
       </w:r>
+      <w:r/>
     </w:p>
     <w:p>
       <w:pPr>
@@ -5954,6 +6043,7 @@
           <w14:ligatures w14:val="none"/>
         </w:rPr>
       </w:r>
+      <w:r/>
     </w:p>
     <w:p>
       <w:pPr>
@@ -5991,6 +6081,7 @@
           <w14:ligatures w14:val="none"/>
         </w:rPr>
       </w:r>
+      <w:r/>
     </w:p>
     <w:p>
       <w:pPr>
@@ -6028,6 +6119,7 @@
           <w14:ligatures w14:val="none"/>
         </w:rPr>
       </w:r>
+      <w:r/>
     </w:p>
     <w:p>
       <w:pPr>
@@ -6064,6 +6156,7 @@
           <w14:ligatures w14:val="none"/>
         </w:rPr>
       </w:r>
+      <w:r/>
     </w:p>
     <w:p>
       <w:pPr>
@@ -6101,6 +6194,7 @@
           <w14:ligatures w14:val="none"/>
         </w:rPr>
       </w:r>
+      <w:r/>
     </w:p>
     <w:p>
       <w:pPr>
@@ -6138,6 +6232,7 @@
           <w14:ligatures w14:val="none"/>
         </w:rPr>
       </w:r>
+      <w:r/>
     </w:p>
     <w:p>
       <w:pPr>
@@ -6175,6 +6270,7 @@
           <w14:ligatures w14:val="none"/>
         </w:rPr>
       </w:r>
+      <w:r/>
     </w:p>
     <w:p>
       <w:pPr>
@@ -6212,6 +6308,7 @@
           <w14:ligatures w14:val="none"/>
         </w:rPr>
       </w:r>
+      <w:r/>
     </w:p>
     <w:p>
       <w:pPr>
@@ -6249,6 +6346,7 @@
           <w14:ligatures w14:val="none"/>
         </w:rPr>
       </w:r>
+      <w:r/>
     </w:p>
     <w:p>
       <w:pPr>
@@ -6286,6 +6384,7 @@
           <w14:ligatures w14:val="none"/>
         </w:rPr>
       </w:r>
+      <w:r/>
     </w:p>
     <w:p>
       <w:pPr>
@@ -6323,6 +6422,7 @@
           <w14:ligatures w14:val="none"/>
         </w:rPr>
       </w:r>
+      <w:r/>
     </w:p>
     <w:p>
       <w:pPr>
@@ -6360,6 +6460,7 @@
           <w14:ligatures w14:val="none"/>
         </w:rPr>
       </w:r>
+      <w:r/>
     </w:p>
     <w:p>
       <w:pPr>
@@ -6397,6 +6498,7 @@
           <w14:ligatures w14:val="none"/>
         </w:rPr>
       </w:r>
+      <w:r/>
     </w:p>
     <w:p>
       <w:pPr>
@@ -6434,6 +6536,7 @@
           <w14:ligatures w14:val="none"/>
         </w:rPr>
       </w:r>
+      <w:r/>
     </w:p>
     <w:p>
       <w:pPr>
@@ -6471,6 +6574,7 @@
           <w14:ligatures w14:val="none"/>
         </w:rPr>
       </w:r>
+      <w:r/>
     </w:p>
     <w:p>
       <w:pPr>
@@ -6508,6 +6612,7 @@
           <w14:ligatures w14:val="none"/>
         </w:rPr>
       </w:r>
+      <w:r/>
     </w:p>
     <w:p>
       <w:pPr>
@@ -6545,36 +6650,7 @@
           <w14:ligatures w14:val="none"/>
         </w:rPr>
       </w:r>
-      <w:r>
-        <w:rPr>
-          <w:b/>
-          <w:bCs/>
-          <w:sz w:val="26"/>
-          <w:szCs w:val="26"/>
-          <w:highlight w:val="none"/>
-          <w14:ligatures w14:val="none"/>
-        </w:rPr>
-      </w:r>
-      <w:r>
-        <w:rPr>
-          <w:b/>
-          <w:bCs/>
-          <w:sz w:val="26"/>
-          <w:szCs w:val="26"/>
-          <w:highlight w:val="none"/>
-          <w14:ligatures w14:val="none"/>
-        </w:rPr>
-      </w:r>
-      <w:r>
-        <w:rPr>
-          <w:b/>
-          <w:bCs/>
-          <w:sz w:val="26"/>
-          <w:szCs w:val="26"/>
-          <w:highlight w:val="none"/>
-          <w14:ligatures w14:val="none"/>
-        </w:rPr>
-      </w:r>
+      <w:r/>
     </w:p>
     <w:p>
       <w:pPr>
@@ -7426,13 +7502,8 @@
       </w:r>
       <w:r>
         <w:rPr>
-          <w:rFonts w:hint="default" w:ascii="Times New Roman" w:hAnsi="Times New Roman" w:eastAsia="Times New Roman" w:cs="Times New Roman"/>
           <w:b w:val="0"/>
           <w:bCs w:val="0"/>
-          <w:sz w:val="26"/>
-          <w:szCs w:val="26"/>
-          <w:highlight w:val="none"/>
-          <w:lang w:val="ru-RU" w:eastAsia="zh-CN"/>
         </w:rPr>
       </w:r>
     </w:p>
@@ -7564,17 +7635,6 @@
           <w:lang w:val="ru-RU" w:eastAsia="zh-CN"/>
         </w:rPr>
       </w:pPr>
-      <w:r>
-        <w:rPr>
-          <w:rFonts w:hint="default" w:ascii="Times New Roman" w:hAnsi="Times New Roman" w:eastAsia="Times New Roman" w:cs="Times New Roman"/>
-          <w:b w:val="0"/>
-          <w:bCs w:val="0"/>
-          <w:sz w:val="26"/>
-          <w:szCs w:val="26"/>
-          <w:highlight w:val="none"/>
-          <w:lang w:val="ru-RU" w:eastAsia="zh-CN"/>
-        </w:rPr>
-      </w:r>
       <w:r>
         <w:rPr>
           <w:rFonts w:hint="default" w:ascii="Times New Roman" w:hAnsi="Times New Roman" w:eastAsia="Times New Roman" w:cs="Times New Roman"/>
@@ -8589,7 +8649,13 @@
       </w:r>
       <w:r>
         <w:rPr>
-          <w:highlight w:val="none"/>
+          <w:rFonts w:hint="default" w:ascii="Times New Roman" w:hAnsi="Times New Roman" w:eastAsia="Times New Roman" w:cs="Times New Roman"/>
+          <w:b w:val="0"/>
+          <w:bCs w:val="0"/>
+          <w:sz w:val="26"/>
+          <w:szCs w:val="26"/>
+          <w:highlight w:val="none"/>
+          <w:lang w:val="ru-RU" w:eastAsia="zh-CN"/>
         </w:rPr>
       </w:r>
     </w:p>
@@ -8752,6 +8818,11 @@
           <w:highlight w:val="none"/>
         </w:rPr>
       </w:r>
+      <w:r>
+        <w:rPr>
+          <w:highlight w:val="none"/>
+        </w:rPr>
+      </w:r>
     </w:p>
     <w:p>
       <w:pPr>
@@ -9061,11 +9132,6 @@
           <w:highlight w:val="none"/>
         </w:rPr>
       </w:r>
-      <w:r>
-        <w:rPr>
-          <w:highlight w:val="none"/>
-        </w:rPr>
-      </w:r>
     </w:p>
     <w:p>
       <w:pPr>
@@ -9144,14 +9210,126 @@
       <w:r>
         <w:rPr>
           <w:rFonts w:hint="default" w:ascii="Times New Roman" w:hAnsi="Times New Roman" w:eastAsia="Times New Roman" w:cs="Times New Roman"/>
-          <w:b/>
-          <w:bCs/>
-          <w:sz w:val="26"/>
-          <w:szCs w:val="26"/>
+          <w:b w:val="0"/>
+          <w:bCs w:val="0"/>
+          <w:sz w:val="26"/>
+          <w:szCs w:val="26"/>
+          <w:highlight w:val="none"/>
           <w:lang w:val="ru-RU" w:eastAsia="zh-CN"/>
         </w:rPr>
-        <w:t xml:space="preserve">Вывод:</w:t>
-      </w:r>
+      </w:r>
+      <w:r>
+        <mc:AlternateContent>
+          <mc:Choice Requires="wpg">
+            <w:drawing>
+              <wp:inline xmlns:wp="http://schemas.openxmlformats.org/drawingml/2006/wordprocessingDrawing" distT="0" distB="0" distL="0" distR="0">
+                <wp:extent cx="5419725" cy="5562600"/>
+                <wp:effectExtent l="0" t="0" r="0" b="0"/>
+                <wp:docPr id="6" name=""/>
+                <wp:cNvGraphicFramePr>
+                  <a:graphicFrameLocks xmlns:a="http://schemas.openxmlformats.org/drawingml/2006/main" noChangeAspect="1"/>
+                </wp:cNvGraphicFramePr>
+                <a:graphic xmlns:a="http://schemas.openxmlformats.org/drawingml/2006/main">
+                  <a:graphicData uri="http://schemas.openxmlformats.org/drawingml/2006/picture">
+                    <pic:pic xmlns:pic="http://schemas.openxmlformats.org/drawingml/2006/picture">
+                      <pic:nvPicPr>
+                        <pic:cNvPr id="1226984707" name=""/>
+                        <pic:cNvPicPr>
+                          <a:picLocks noChangeAspect="1"/>
+                        </pic:cNvPicPr>
+                        <pic:nvPr/>
+                      </pic:nvPicPr>
+                      <pic:blipFill rotWithShape="1">
+                        <a:blip r:embed="rId14"/>
+                        <a:stretch/>
+                      </pic:blipFill>
+                      <pic:spPr bwMode="auto">
+                        <a:xfrm>
+                          <a:off x="0" y="0"/>
+                          <a:ext cx="5419724" cy="5562599"/>
+                        </a:xfrm>
+                        <a:prstGeom prst="rect">
+                          <a:avLst/>
+                        </a:prstGeom>
+                      </pic:spPr>
+                    </pic:pic>
+                  </a:graphicData>
+                </a:graphic>
+              </wp:inline>
+            </w:drawing>
+          </mc:Choice>
+          <mc:Fallback>
+            <w:pict>
+              <v:shapetype id="_x0000_t75" coordsize="21600,21600" o:spt="75" o:preferrelative="t" path="m@4@5l@4@11@9@11@9@5xe" filled="f" stroked="f">
+                <v:stroke joinstyle="miter"/>
+                <v:formulas>
+                  <v:f eqn="if lineDrawn pixelLineWidth 0"/>
+                  <v:f eqn="sum @0 1 0"/>
+                  <v:f eqn="sum 0 0 @1"/>
+                  <v:f eqn="prod @2 1 2"/>
+                  <v:f eqn="prod @3 21600 pixelWidth"/>
+                  <v:f eqn="prod @3 21600 pixelHeight"/>
+                  <v:f eqn="sum @0 0 1"/>
+                  <v:f eqn="prod @6 1 2"/>
+                  <v:f eqn="prod @7 21600 pixelWidth"/>
+                  <v:f eqn="sum @8 21600 0"/>
+                  <v:f eqn="prod @7 21600 pixelHeight"/>
+                  <v:f eqn="sum @10 21600 0"/>
+                </v:formulas>
+                <v:path o:extrusionok="f" gradientshapeok="t" o:connecttype="rect"/>
+                <o:lock v:ext="edit" aspectratio="t"/>
+              </v:shapetype>
+              <v:shape id="_x0000_i5" o:spid="_x0000_s5" type="#_x0000_t75" style="width:426.75pt;height:438.00pt;mso-wrap-distance-left:0.00pt;mso-wrap-distance-top:0.00pt;mso-wrap-distance-right:0.00pt;mso-wrap-distance-bottom:0.00pt;z-index:1;" stroked="false">
+                <v:imagedata r:id="rId14" o:title=""/>
+                <o:lock v:ext="edit" rotation="t"/>
+              </v:shape>
+            </w:pict>
+          </mc:Fallback>
+        </mc:AlternateContent>
+      </w:r>
+      <w:r>
+        <w:rPr>
+          <w:rFonts w:hint="default" w:ascii="Times New Roman" w:hAnsi="Times New Roman" w:eastAsia="Times New Roman" w:cs="Times New Roman"/>
+          <w:b w:val="0"/>
+          <w:bCs w:val="0"/>
+          <w:sz w:val="26"/>
+          <w:szCs w:val="26"/>
+          <w:highlight w:val="none"/>
+          <w:lang w:val="ru-RU" w:eastAsia="zh-CN"/>
+        </w:rPr>
+      </w:r>
+      <w:r>
+        <w:rPr>
+          <w:rFonts w:hint="default" w:ascii="Times New Roman" w:hAnsi="Times New Roman" w:eastAsia="Times New Roman" w:cs="Times New Roman"/>
+          <w:b w:val="0"/>
+          <w:bCs w:val="0"/>
+          <w:sz w:val="26"/>
+          <w:szCs w:val="26"/>
+          <w:highlight w:val="none"/>
+          <w:lang w:val="ru-RU" w:eastAsia="zh-CN"/>
+        </w:rPr>
+      </w:r>
+    </w:p>
+    <w:p>
+      <w:pPr>
+        <w:keepNext w:val="false"/>
+        <w:keepLines w:val="false"/>
+        <w:widowControl w:val="true"/>
+        <w:suppressLineNumbers w:val="false"/>
+        <w:pBdr/>
+        <w:spacing/>
+        <w:ind/>
+        <w:jc w:val="left"/>
+        <w:rPr>
+          <w:rFonts w:hint="default" w:ascii="Times New Roman" w:hAnsi="Times New Roman" w:eastAsia="Times New Roman" w:cs="Times New Roman"/>
+          <w:b w:val="0"/>
+          <w:bCs w:val="0"/>
+          <w:sz w:val="26"/>
+          <w:szCs w:val="26"/>
+          <w:highlight w:val="none"/>
+          <w:lang w:val="ru-RU" w:eastAsia="zh-CN"/>
+        </w:rPr>
+      </w:pPr>
       <w:r>
         <w:rPr>
           <w:rFonts w:hint="default" w:ascii="Times New Roman" w:hAnsi="Times New Roman" w:eastAsia="Times New Roman" w:cs="Times New Roman"/>
@@ -9159,6 +9337,17 @@
           <w:bCs/>
           <w:sz w:val="26"/>
           <w:szCs w:val="26"/>
+          <w:lang w:val="ru-RU" w:eastAsia="zh-CN"/>
+        </w:rPr>
+        <w:t xml:space="preserve">Вывод:</w:t>
+      </w:r>
+      <w:r>
+        <w:rPr>
+          <w:rFonts w:hint="default" w:ascii="Times New Roman" w:hAnsi="Times New Roman" w:eastAsia="Times New Roman" w:cs="Times New Roman"/>
+          <w:b/>
+          <w:bCs/>
+          <w:sz w:val="26"/>
+          <w:szCs w:val="26"/>
           <w:lang w:val="en-US"/>
         </w:rPr>
         <w:t xml:space="preserve"> </w:t>
@@ -9198,18 +9387,19 @@
       </w:r>
       <w:r>
         <w:rPr>
+          <w:b w:val="0"/>
+          <w:bCs w:val="0"/>
+        </w:rPr>
+      </w:r>
+      <w:r>
+        <w:rPr>
           <w:rFonts w:hint="default" w:ascii="Times New Roman" w:hAnsi="Times New Roman" w:eastAsia="Times New Roman" w:cs="Times New Roman"/>
           <w:b w:val="0"/>
           <w:bCs w:val="0"/>
           <w:sz w:val="26"/>
           <w:szCs w:val="26"/>
+          <w:highlight w:val="none"/>
           <w:lang w:val="ru-RU" w:eastAsia="zh-CN"/>
-        </w:rPr>
-      </w:r>
-      <w:r>
-        <w:rPr>
-          <w:b w:val="0"/>
-          <w:bCs w:val="0"/>
         </w:rPr>
       </w:r>
     </w:p>
